--- a/docs/USER_GUIDE.docx
+++ b/docs/USER_GUIDE.docx
@@ -65,7 +65,7 @@
       <w:pPr>
         <w:spacing w:after="160"/>
       </w:pPr>
-      <w:hyperlink w:history="1" r:id="rIdghvjmdewqz2bobuyunfii">
+      <w:hyperlink w:history="1" r:id="rIdghe-2qewtkhnyu6ockdyi">
         <w:r>
           <w:rPr>
             <w:rStyle w:val="Hyperlink"/>
@@ -585,7 +585,7 @@
         <w:spacing w:after="80"/>
       </w:pPr>
       <w:r>
-        <w:t xml:space="preserve">Shoreline pixels (1 km resolution) are inherently a mix of land and water.</w:t>
+        <w:t xml:space="preserve">The lake outline is moved inward by one satellite pixel (about 926 m), so the mixed land-and-water edge pixels are not used. This removes about a third of the lake’s surface area from every figure and map; all percentages refer to the inner area.</w:t>
       </w:r>
     </w:p>
     <w:p>

--- a/docs/USER_GUIDE.docx
+++ b/docs/USER_GUIDE.docx
@@ -65,7 +65,7 @@
       <w:pPr>
         <w:spacing w:after="160"/>
       </w:pPr>
-      <w:hyperlink w:history="1" r:id="rIdghe-2qewtkhnyu6ockdyi">
+      <w:hyperlink w:history="1" r:id="rIdv8er-yygjgnxc4nnd3vxk">
         <w:r>
           <w:rPr>
             <w:rStyle w:val="Hyperlink"/>
@@ -414,7 +414,7 @@
         <w:spacing w:after="80"/>
       </w:pPr>
       <w:r>
-        <w:t xml:space="preserve">The anomaly vs. normal — how far above or below the historical median that reading is, with the mean also given as a secondary figure.</w:t>
+        <w:t xml:space="preserve">The anomaly vs. normal — each clear pixel is compared with its own 2003–2022 median for that calendar day, and those differences are averaged over the lake; not one single lake-wide reading compared with one single lake-wide normal.</w:t>
       </w:r>
     </w:p>
     <w:p>
